--- a/worlds/marva-lydell/world-files/files/DB_PT_OT_Speech_Therapy_Evaluation.docx
+++ b/worlds/marva-lydell/world-files/files/DB_PT_OT_Speech_Therapy_Evaluation.docx
@@ -43,7 +43,7 @@
           <w:szCs w:val="18"/>
           <w:rtl w:val="0"/>
         </w:rPr>
-        <w:t xml:space="preserve">Target length: 1–1.5 pages</w:t>
+        <w:t xml:space="preserve">Target length: 1-1.5 pages</w:t>
       </w:r>
       <w:r>
         <w:rPr>
@@ -69,7 +69,7 @@
           <w:szCs w:val="18"/>
           <w:rtl w:val="0"/>
         </w:rPr>
-        <w:t xml:space="preserve">[Initial therapy evaluation. Covers baseline function, goals, and treatment plan. Same general structure across PT, OT, and speech — the assessment domains differ.]</w:t>
+        <w:t xml:space="preserve">[Initial therapy evaluation. Covers baseline function, goals, and treatment plan. Same general structure across PT, OT, and speech - the assessment domains differ.]</w:t>
       </w:r>
       <w:r>
         <w:rPr>
